--- a/data/revised_2026-10_full/outputs/v2/Chemistry/SS1.1_Introduction_to_Chemistry/Chemistry_Introduction_to_Chemistry_FinalExplanation.docx
+++ b/data/revised_2026-10_full/outputs/v2/Chemistry/SS1.1_Introduction_to_Chemistry/Chemistry_Introduction_to_Chemistry_FinalExplanation.docx
@@ -2856,7 +2856,7 @@
         </w:rPr>
         <w:t xml:space="preserve">© 2026 SeaVuria and ARES. This work is licensed under a </w:t>
       </w:r>
-      <w:hyperlink w:history="1" r:id="rId3zryrlsxyi9o-qbddpond">
+      <w:hyperlink w:history="1" r:id="rIdpipxqe1mqrjeeevuyedde">
         <w:r>
           <w:rPr>
             <w:rFonts w:ascii="Arial" w:cs="Arial" w:eastAsia="Arial" w:hAnsi="Arial"/>
@@ -2876,7 +2876,7 @@
         </w:rPr>
         <w:t xml:space="preserve"> (</w:t>
       </w:r>
-      <w:hyperlink w:history="1" r:id="rIdmyybf6hanacsryaqvanzr">
+      <w:hyperlink w:history="1" r:id="rIdj7b8idu-1slpqvduz72hm">
         <w:r>
           <w:rPr>
             <w:rFonts w:ascii="Arial" w:cs="Arial" w:eastAsia="Arial" w:hAnsi="Arial"/>
@@ -2896,7 +2896,7 @@
         </w:rPr>
         <w:t xml:space="preserve">). To view a copy of this license, visit </w:t>
       </w:r>
-      <w:hyperlink w:history="1" r:id="rIdewhvdd_4v04v_7ar3f3fa">
+      <w:hyperlink w:history="1" r:id="rIdso79qsfpxz-hikllzr_si">
         <w:r>
           <w:rPr>
             <w:rFonts w:ascii="Arial" w:cs="Arial" w:eastAsia="Arial" w:hAnsi="Arial"/>
